--- a/data/drop/美股技术风险监控_2026-10-14.docx
+++ b/data/drop/美股技术风险监控_2026-10-14.docx
@@ -793,7 +793,7 @@
         <w:pStyle w:val="ListBullet"/>
       </w:pPr>
       <w:r>
-        <w:t>成交量变化：Volume/MA20=1.69倍；成交量为20日均量的1.69倍</w:t>
+        <w:t>成交量变化：Volume/MA20=1.71倍；成交量为20日均量的1.71倍</w:t>
       </w:r>
     </w:p>
     <w:p>
@@ -889,7 +889,7 @@
         <w:pStyle w:val="ListBullet"/>
       </w:pPr>
       <w:r>
-        <w:t>成交量变化：Volume/MA20=3.06倍；成交量为20日均量的3.06倍</w:t>
+        <w:t>成交量变化：Volume/MA20=3.13倍；成交量为20日均量的3.13倍</w:t>
       </w:r>
     </w:p>
     <w:p>
@@ -990,7 +990,7 @@
         <w:pStyle w:val="ListBullet"/>
       </w:pPr>
       <w:r>
-        <w:t>成交量变化：Volume/MA20=0.99倍；成交量为20日均量的0.99倍</w:t>
+        <w:t>成交量变化：Volume/MA20=1.00倍；成交量为20日均量的1.00倍</w:t>
       </w:r>
     </w:p>
     <w:p>
@@ -1086,7 +1086,7 @@
         <w:pStyle w:val="ListBullet"/>
       </w:pPr>
       <w:r>
-        <w:t>成交量变化：Volume/MA20=1.48倍；成交量为20日均量的1.48倍</w:t>
+        <w:t>成交量变化：Volume/MA20=1.51倍；成交量为20日均量的1.51倍</w:t>
       </w:r>
     </w:p>
     <w:p>
@@ -1182,7 +1182,7 @@
         <w:pStyle w:val="ListBullet"/>
       </w:pPr>
       <w:r>
-        <w:t>成交量变化：Volume/MA20=1.13倍；成交量为20日均量的1.13倍</w:t>
+        <w:t>成交量变化：Volume/MA20=1.14倍；成交量为20日均量的1.14倍</w:t>
       </w:r>
     </w:p>
     <w:p>
@@ -1278,7 +1278,7 @@
         <w:pStyle w:val="ListBullet"/>
       </w:pPr>
       <w:r>
-        <w:t>成交量变化：Volume/MA20=0.98倍；成交量为20日均量的0.98倍</w:t>
+        <w:t>成交量变化：Volume/MA20=1.03倍；成交量为20日均量的1.03倍</w:t>
       </w:r>
     </w:p>
     <w:p>
@@ -1374,7 +1374,7 @@
         <w:pStyle w:val="ListBullet"/>
       </w:pPr>
       <w:r>
-        <w:t>成交量变化：Volume/MA20=1.11倍；成交量为20日均量的1.11倍</w:t>
+        <w:t>成交量变化：Volume/MA20=1.12倍；成交量为20日均量的1.12倍</w:t>
       </w:r>
     </w:p>
     <w:p>
